--- a/resumes/prime-chaussures-2023.docx
+++ b/resumes/prime-chaussures-2023.docx
@@ -278,11 +278,127 @@
     <w:p>
       <w:r>
         <w:rPr>
+          <w:b/>
+          <w:i w:val="0"/>
+        </w:rPr>
+        <w:t>Suivi de l'accord</w:t>
+      </w:r>
+    </w:p>
+    <w:p>
+      <w:pPr>
+        <w:pStyle w:val="ListBullet"/>
+      </w:pPr>
+      <w:r>
+        <w:rPr>
+          <w:b w:val="0"/>
+          <w:i w:val="0"/>
+        </w:rPr>
+        <w:t xml:space="preserve">Durée : accord à durée indéterminée, en vigueur depuis le 1er juillet 2023 </w:t>
+      </w:r>
+      <w:r>
+        <w:rPr>
+          <w:b w:val="0"/>
+          <w:i/>
+          <w:color w:val="5B6578"/>
+        </w:rPr>
+        <w:t>(Art. 4.1)</w:t>
+      </w:r>
+    </w:p>
+    <w:p>
+      <w:pPr>
+        <w:pStyle w:val="ListBullet"/>
+      </w:pPr>
+      <w:r>
+        <w:rPr>
+          <w:b w:val="0"/>
+          <w:i w:val="0"/>
+        </w:rPr>
+        <w:t xml:space="preserve">Révision : procédure légale classique — demande écrite d'une organisation syndicale représentative, puis convocation par la Direction dans un délai de 2 mois </w:t>
+      </w:r>
+      <w:r>
+        <w:rPr>
+          <w:b w:val="0"/>
+          <w:i/>
+          <w:color w:val="5B6578"/>
+        </w:rPr>
+        <w:t>(Art. 4.2)</w:t>
+      </w:r>
+    </w:p>
+    <w:p>
+      <w:pPr>
+        <w:pStyle w:val="ListBullet"/>
+      </w:pPr>
+      <w:r>
+        <w:rPr>
+          <w:b w:val="0"/>
+          <w:i w:val="0"/>
+        </w:rPr>
+        <w:t xml:space="preserve">Dénonciation : possible à tout moment par lettre recommandée avec accusé de réception ; l'application cesse en principe au dernier jour des mandats CSE ; l'accord est indivisible, sans dénonciation partielle possible </w:t>
+      </w:r>
+      <w:r>
+        <w:rPr>
+          <w:b w:val="0"/>
+          <w:i/>
+          <w:color w:val="5B6578"/>
+        </w:rPr>
+        <w:t>(Art. 4.3)</w:t>
+      </w:r>
+    </w:p>
+    <w:p>
+      <w:pPr>
+        <w:pStyle w:val="ListBullet"/>
+      </w:pPr>
+      <w:r>
+        <w:rPr>
+          <w:b w:val="0"/>
+          <w:i w:val="0"/>
+        </w:rPr>
+        <w:t>Aucune commission de suivi, bilan annuel ou indicateur de suivi spécifique n'est prévu par cet accord.</w:t>
+      </w:r>
+    </w:p>
+    <w:p>
+      <w:r>
+        <w:rPr>
+          <w:color w:val="5B6578"/>
+          <w:sz w:val="16"/>
+        </w:rPr>
+        <w:t>────────────────────────────────────────</w:t>
+      </w:r>
+    </w:p>
+    <w:p>
+      <w:r>
+        <w:rPr>
           <w:b w:val="0"/>
           <w:i/>
           <w:color w:val="5B6578"/>
         </w:rPr>
         <w:t>Source : Accord prime chaussures (21/06/2023), signé CGT-FO, Sud Santé-Sociaux, CFE-CGC.</w:t>
+      </w:r>
+    </w:p>
+    <w:p>
+      <w:r>
+        <w:rPr>
+          <w:b w:val="0"/>
+          <w:i/>
+          <w:color w:val="5B6578"/>
+        </w:rPr>
+        <w:t xml:space="preserve">Les références entre parenthèses renvoient aux articles de l'accord. Seul le texte intégral fait référence : </w:t>
+      </w:r>
+      <w:r>
+        <w:rPr>
+          <w:b w:val="0"/>
+          <w:i/>
+          <w:color w:val="5B6578"/>
+        </w:rPr>
+        <w:t>accord complet (PDF)</w:t>
+      </w:r>
+      <w:r>
+        <w:rPr>
+          <w:b w:val="0"/>
+          <w:i/>
+          <w:color w:val="5B6578"/>
+        </w:rPr>
+        <w:t>.</w:t>
       </w:r>
     </w:p>
     <w:sectPr>
